--- a/proactive-english-b1-sy/out/PE-B1-BK2-SY_Unit17_AnswerKey.docx
+++ b/proactive-english-b1-sy/out/PE-B1-BK2-SY_Unit17_AnswerKey.docx
@@ -2228,7 +2228,7 @@
                 <w:sz w:val="22"/>
                 <w:szCs w:val="22"/>
               </w:rPr>
-              <w:t xml:space="preserve"> · F. Haddad · November</w:t>
+              <w:t xml:space="preserve"> · F. Kayyali · November</w:t>
             </w:r>
           </w:p>
           <w:p>
@@ -4470,7 +4470,7 @@
                 <w:sz w:val="22"/>
                 <w:szCs w:val="22"/>
               </w:rPr>
-              <w:t xml:space="preserve"> · F. Haddad · November</w:t>
+              <w:t xml:space="preserve"> · F. Kayyali · November</w:t>
             </w:r>
           </w:p>
           <w:p>
@@ -18121,7 +18121,7 @@
                 <w:sz w:val="22"/>
                 <w:szCs w:val="22"/>
               </w:rPr>
-              <w:t xml:space="preserve"> · F. Haddad · November</w:t>
+              <w:t xml:space="preserve"> · F. Kayyali · November</w:t>
             </w:r>
           </w:p>
           <w:p>
